--- a/各类表格/4.2 网络设备配置核查/素材7：实践任务3——路由器配置导出（华为 AR6120）.docx
+++ b/各类表格/4.2 网络设备配置核查/素材7：实践任务3——路由器配置导出（华为 AR6120）.docx
@@ -14,7 +14,7 @@
           <w:color w:val="0D47A1"/>
           <w:sz w:val="32"/>
         </w:rPr>
-        <w:t>素材7：实践任务3——路由器配置导出（华为 AR6120）</w:t>
+        <w:t xml:space="preserve">素材7：实践任务3——路由器配置导出（华为 AR6120）（学生版 · 无判读标注）</w:t>
       </w:r>
     </w:p>
     <w:p>
@@ -570,7 +570,7 @@
                 <w:b w:val="0"/>
                 <w:sz w:val="19"/>
               </w:rPr>
-              <w:t>本文件为教学模拟配置，命令语法参照华为 AR6000 系列回显；标注仅供对照。</w:t>
+              <w:t xml:space="preserve">本文件为教学模拟配置，命令语法参照华为 AR6000 系列回显；配置中不含任何判读标注，请依据 GB/T 22239-2019 自行逐行核查。</w:t>
             </w:r>
           </w:p>
         </w:tc>
@@ -588,6 +588,20 @@
           <w:sz w:val="24"/>
         </w:rPr>
         <w:t>二、配置导出回显（display current-configuration 节选）</w:t>
+      </w:r>
+    </w:p>
+    <w:p>
+      <w:pPr>
+        <w:spacing w:before="200" w:after="120"/>
+      </w:pPr>
+      <w:r>
+        <w:rPr>
+          <w:rFonts w:ascii="宋体" w:hAnsi="宋体" w:eastAsia="宋体"/>
+          <w:b/>
+          <w:color w:val="0D47A1"/>
+          <w:sz w:val="24"/>
+        </w:rPr>
+        <w:t xml:space="preserve">说明：以下为设备原始回显，未做任何判读标注，请自行逐行核查并给出判定。</w:t>
       </w:r>
     </w:p>
     <w:p>
@@ -711,7 +725,7 @@
           <w:b w:val="0"/>
           <w:sz w:val="18"/>
         </w:rPr>
-        <w:t xml:space="preserve">  local-user huawei privilege level 15        # ❌ 出厂默认账号 huawei 未重命名</w:t>
+        <w:t xml:space="preserve">  local-user huawei privilege level 15</w:t>
       </w:r>
     </w:p>
     <w:p>
@@ -726,7 +740,7 @@
           <w:b w:val="0"/>
           <w:sz w:val="18"/>
         </w:rPr>
-        <w:t xml:space="preserve">  local-user huawei service-type telnet        # ❌ 仅支持 Telnet 明文登录</w:t>
+        <w:t xml:space="preserve">  local-user huawei service-type telnet</w:t>
       </w:r>
     </w:p>
     <w:p>
@@ -756,7 +770,7 @@
           <w:b w:val="0"/>
           <w:sz w:val="18"/>
         </w:rPr>
-        <w:t xml:space="preserve">  local-user netadmin privilege level 15       # ❌ 网络管理员拥有最高权限，无审计员账号</w:t>
+        <w:t xml:space="preserve">  local-user netadmin privilege level 15</w:t>
       </w:r>
     </w:p>
     <w:p>
@@ -772,22 +786,6 @@
           <w:sz w:val="18"/>
         </w:rPr>
         <w:t xml:space="preserve">  local-user netadmin service-type ssh</w:t>
-      </w:r>
-    </w:p>
-    <w:p>
-      <w:pPr>
-        <w:shd w:val="clear" w:fill="F7F7F7"/>
-        <w:spacing w:before="0" w:after="0" w:line="240" w:lineRule="auto"/>
-        <w:ind w:left="170"/>
-      </w:pPr>
-      <w:r>
-        <w:rPr>
-          <w:rFonts w:ascii="Consolas" w:hAnsi="Consolas" w:eastAsia="宋体"/>
-          <w:b w:val="0"/>
-          <w:color w:val="1B5E20"/>
-          <w:sz w:val="18"/>
-        </w:rPr>
-        <w:t xml:space="preserve">  # ❌ 未配置任何 failed-times / lock-times，登录失败不锁定</w:t>
       </w:r>
     </w:p>
     <w:p>
@@ -833,7 +831,7 @@
           <w:b w:val="0"/>
           <w:sz w:val="18"/>
         </w:rPr>
-        <w:t xml:space="preserve">  snmp-agent sys-info version v2c              # ❌ 仍在使用 SNMPv2c</w:t>
+        <w:t xml:space="preserve">  snmp-agent sys-info version v2c</w:t>
       </w:r>
     </w:p>
     <w:p>
@@ -848,23 +846,7 @@
           <w:b w:val="0"/>
           <w:sz w:val="18"/>
         </w:rPr>
-        <w:t xml:space="preserve">  snmp-agent community read cipher %^%#private%^%#   # ❌ 团体字为 private（且具备读写语义）</w:t>
-      </w:r>
-    </w:p>
-    <w:p>
-      <w:pPr>
-        <w:shd w:val="clear" w:fill="F7F7F7"/>
-        <w:spacing w:before="0" w:after="0" w:line="240" w:lineRule="auto"/>
-        <w:ind w:left="170"/>
-      </w:pPr>
-      <w:r>
-        <w:rPr>
-          <w:rFonts w:ascii="Consolas" w:hAnsi="Consolas" w:eastAsia="宋体"/>
-          <w:b w:val="0"/>
-          <w:color w:val="1B5E20"/>
-          <w:sz w:val="18"/>
-        </w:rPr>
-        <w:t xml:space="preserve">  # ❌ 未配置 snmp-agent sys-info contact / location</w:t>
+        <w:t xml:space="preserve">  snmp-agent community read cipher %^%#private%^%#</w:t>
       </w:r>
     </w:p>
     <w:p>
@@ -895,7 +877,7 @@
           <w:b w:val="0"/>
           <w:sz w:val="18"/>
         </w:rPr>
-        <w:t xml:space="preserve"> info-center enable                            # ✅ 日志功能已启用</w:t>
+        <w:t xml:space="preserve"> info-center enable</w:t>
       </w:r>
     </w:p>
     <w:p>
@@ -910,7 +892,7 @@
           <w:b w:val="0"/>
           <w:sz w:val="18"/>
         </w:rPr>
-        <w:t xml:space="preserve">  info-center logfile save-time 90             # ❌ 日志仅保存 90 天，不足 180 天</w:t>
+        <w:t xml:space="preserve">  info-center logfile save-time 90</w:t>
       </w:r>
     </w:p>
     <w:p>
@@ -956,7 +938,7 @@
           <w:b w:val="0"/>
           <w:sz w:val="18"/>
         </w:rPr>
-        <w:t xml:space="preserve">  rule 5 permit source any                     # ❌ 管理面 ACL 放通任意源 IP</w:t>
+        <w:t xml:space="preserve">  rule 5 permit source any</w:t>
       </w:r>
     </w:p>
     <w:p>
@@ -1018,22 +1000,6 @@
           <w:sz w:val="18"/>
         </w:rPr>
         <w:t xml:space="preserve">  ip address 202.96.128.2 255.255.255.248</w:t>
-      </w:r>
-    </w:p>
-    <w:p>
-      <w:pPr>
-        <w:shd w:val="clear" w:fill="F7F7F7"/>
-        <w:spacing w:before="0" w:after="0" w:line="240" w:lineRule="auto"/>
-        <w:ind w:left="170"/>
-      </w:pPr>
-      <w:r>
-        <w:rPr>
-          <w:rFonts w:ascii="Consolas" w:hAnsi="Consolas" w:eastAsia="宋体"/>
-          <w:b w:val="0"/>
-          <w:color w:val="1B5E20"/>
-          <w:sz w:val="18"/>
-        </w:rPr>
-        <w:t xml:space="preserve">  # ❌ 公网接口上未限制管理协议（Telnet/SNMP 可从公网到达）</w:t>
       </w:r>
     </w:p>
     <w:p>
@@ -1156,7 +1122,7 @@
           <w:b w:val="0"/>
           <w:sz w:val="18"/>
         </w:rPr>
-        <w:t xml:space="preserve"> telnet server enable                            # ❌ 明文 Telnet 已开启</w:t>
+        <w:t xml:space="preserve"> telnet server enable</w:t>
       </w:r>
     </w:p>
     <w:p>
@@ -1171,7 +1137,7 @@
           <w:b w:val="0"/>
           <w:sz w:val="18"/>
         </w:rPr>
-        <w:t xml:space="preserve"> stelnet server enable                           # ✅ SSH（stelnet）已开启</w:t>
+        <w:t xml:space="preserve"> stelnet server enable</w:t>
       </w:r>
     </w:p>
     <w:p>
@@ -1207,1077 +1173,64 @@
     </w:p>
     <w:p>
       <w:pPr>
-        <w:spacing w:before="200" w:after="120"/>
+        <w:shd w:val="clear" w:fill="F7F7F7"/>
+        <w:spacing w:before="0" w:after="0" w:line="240" w:lineRule="auto"/>
+        <w:ind w:left="170"/>
       </w:pPr>
       <w:r>
         <w:rPr>
-          <w:rFonts w:ascii="宋体" w:hAnsi="宋体" w:eastAsia="宋体"/>
-          <w:b/>
-          <w:color w:val="0D47A1"/>
-          <w:sz w:val="24"/>
+          <w:rFonts w:ascii="Consolas" w:hAnsi="Consolas" w:eastAsia="宋体"/>
+          <w:b w:val="0"/>
+          <w:sz w:val="18"/>
         </w:rPr>
-        <w:t>三、问题分析（供填表对照）</w:t>
+        <w:t xml:space="preserve">三、填表要求</w:t>
       </w:r>
     </w:p>
-    <w:tbl>
-      <w:tblPr>
-        <w:tblStyle w:val="33"/>
-        <w:tblW w:w="0" w:type="auto"/>
-        <w:jc w:val="center"/>
-        <w:tblBorders>
-          <w:top w:val="single" w:color="auto" w:sz="4" w:space="0"/>
-          <w:left w:val="single" w:color="auto" w:sz="4" w:space="0"/>
-          <w:bottom w:val="single" w:color="auto" w:sz="4" w:space="0"/>
-          <w:right w:val="single" w:color="auto" w:sz="4" w:space="0"/>
-          <w:insideH w:val="single" w:color="auto" w:sz="4" w:space="0"/>
-          <w:insideV w:val="single" w:color="auto" w:sz="4" w:space="0"/>
-        </w:tblBorders>
-        <w:tblLayout w:type="fixed"/>
-        <w:tblCellMar>
-          <w:top w:w="0" w:type="dxa"/>
-          <w:left w:w="108" w:type="dxa"/>
-          <w:bottom w:w="0" w:type="dxa"/>
-          <w:right w:w="108" w:type="dxa"/>
-        </w:tblCellMar>
-      </w:tblPr>
-      <w:tblGrid>
-        <w:gridCol w:w="921"/>
-        <w:gridCol w:w="4065"/>
-        <w:gridCol w:w="2493"/>
-        <w:gridCol w:w="2493"/>
-      </w:tblGrid>
-      <w:tr>
-        <w:tblPrEx>
-          <w:tblBorders>
-            <w:top w:val="single" w:color="auto" w:sz="4" w:space="0"/>
-            <w:left w:val="single" w:color="auto" w:sz="4" w:space="0"/>
-            <w:bottom w:val="single" w:color="auto" w:sz="4" w:space="0"/>
-            <w:right w:val="single" w:color="auto" w:sz="4" w:space="0"/>
-            <w:insideH w:val="single" w:color="auto" w:sz="4" w:space="0"/>
-            <w:insideV w:val="single" w:color="auto" w:sz="4" w:space="0"/>
-          </w:tblBorders>
-          <w:tblCellMar>
-            <w:top w:w="0" w:type="dxa"/>
-            <w:left w:w="108" w:type="dxa"/>
-            <w:bottom w:w="0" w:type="dxa"/>
-            <w:right w:w="108" w:type="dxa"/>
-          </w:tblCellMar>
-        </w:tblPrEx>
-        <w:trPr>
-          <w:jc w:val="center"/>
-        </w:trPr>
-        <w:tc>
-          <w:tcPr>
-            <w:tcW w:w="921" w:type="dxa"/>
-            <w:shd w:val="clear" w:color="auto" w:fill="D9E2F3"/>
-          </w:tcPr>
-          <w:p>
-            <w:pPr>
-              <w:spacing w:before="20" w:after="20" w:line="240" w:lineRule="auto"/>
-              <w:jc w:val="center"/>
-            </w:pPr>
-            <w:r>
-              <w:rPr>
-                <w:rFonts w:ascii="宋体" w:hAnsi="宋体" w:eastAsia="宋体"/>
-                <w:b/>
-                <w:sz w:val="18"/>
-              </w:rPr>
-              <w:t>序号</w:t>
-            </w:r>
-          </w:p>
-        </w:tc>
-        <w:tc>
-          <w:tcPr>
-            <w:tcW w:w="4065" w:type="dxa"/>
-            <w:shd w:val="clear" w:color="auto" w:fill="D9E2F3"/>
-          </w:tcPr>
-          <w:p>
-            <w:pPr>
-              <w:spacing w:before="20" w:after="20" w:line="240" w:lineRule="auto"/>
-              <w:jc w:val="center"/>
-            </w:pPr>
-            <w:r>
-              <w:rPr>
-                <w:rFonts w:ascii="宋体" w:hAnsi="宋体" w:eastAsia="宋体"/>
-                <w:b/>
-                <w:sz w:val="18"/>
-              </w:rPr>
-              <w:t>问题</w:t>
-            </w:r>
-          </w:p>
-        </w:tc>
-        <w:tc>
-          <w:tcPr>
-            <w:tcW w:w="2493" w:type="dxa"/>
-            <w:shd w:val="clear" w:color="auto" w:fill="D9E2F3"/>
-          </w:tcPr>
-          <w:p>
-            <w:pPr>
-              <w:spacing w:before="20" w:after="20" w:line="240" w:lineRule="auto"/>
-              <w:jc w:val="center"/>
-            </w:pPr>
-            <w:r>
-              <w:rPr>
-                <w:rFonts w:ascii="宋体" w:hAnsi="宋体" w:eastAsia="宋体"/>
-                <w:b/>
-                <w:sz w:val="18"/>
-              </w:rPr>
-              <w:t>合规性</w:t>
-            </w:r>
-          </w:p>
-        </w:tc>
-        <w:tc>
-          <w:tcPr>
-            <w:tcW w:w="2493" w:type="dxa"/>
-            <w:shd w:val="clear" w:color="auto" w:fill="D9E2F3"/>
-          </w:tcPr>
-          <w:p>
-            <w:pPr>
-              <w:spacing w:before="20" w:after="20" w:line="240" w:lineRule="auto"/>
-              <w:jc w:val="center"/>
-            </w:pPr>
-            <w:r>
-              <w:rPr>
-                <w:rFonts w:ascii="宋体" w:hAnsi="宋体" w:eastAsia="宋体"/>
-                <w:b/>
-                <w:sz w:val="18"/>
-              </w:rPr>
-              <w:t>说明</w:t>
-            </w:r>
-          </w:p>
-        </w:tc>
-      </w:tr>
-      <w:tr>
-        <w:tblPrEx>
-          <w:tblBorders>
-            <w:top w:val="single" w:color="auto" w:sz="4" w:space="0"/>
-            <w:left w:val="single" w:color="auto" w:sz="4" w:space="0"/>
-            <w:bottom w:val="single" w:color="auto" w:sz="4" w:space="0"/>
-            <w:right w:val="single" w:color="auto" w:sz="4" w:space="0"/>
-            <w:insideH w:val="single" w:color="auto" w:sz="4" w:space="0"/>
-            <w:insideV w:val="single" w:color="auto" w:sz="4" w:space="0"/>
-          </w:tblBorders>
-          <w:tblCellMar>
-            <w:top w:w="0" w:type="dxa"/>
-            <w:left w:w="108" w:type="dxa"/>
-            <w:bottom w:w="0" w:type="dxa"/>
-            <w:right w:w="108" w:type="dxa"/>
-          </w:tblCellMar>
-        </w:tblPrEx>
-        <w:trPr>
-          <w:jc w:val="center"/>
-        </w:trPr>
-        <w:tc>
-          <w:tcPr>
-            <w:tcW w:w="921" w:type="dxa"/>
-          </w:tcPr>
-          <w:p>
-            <w:pPr>
-              <w:spacing w:before="20" w:after="20" w:line="240" w:lineRule="auto"/>
-            </w:pPr>
-            <w:r>
-              <w:rPr>
-                <w:rFonts w:ascii="宋体" w:hAnsi="宋体" w:eastAsia="宋体"/>
-                <w:b w:val="0"/>
-                <w:sz w:val="18"/>
-              </w:rPr>
-              <w:t>1</w:t>
-            </w:r>
-          </w:p>
-        </w:tc>
-        <w:tc>
-          <w:tcPr>
-            <w:tcW w:w="4065" w:type="dxa"/>
-          </w:tcPr>
-          <w:p>
-            <w:pPr>
-              <w:spacing w:before="20" w:after="20" w:line="240" w:lineRule="auto"/>
-            </w:pPr>
-            <w:r>
-              <w:rPr>
-                <w:rFonts w:ascii="宋体" w:hAnsi="宋体" w:eastAsia="宋体"/>
-                <w:b w:val="0"/>
-                <w:sz w:val="18"/>
-              </w:rPr>
-              <w:t>出厂默认账号 huawei 未重命名</w:t>
-            </w:r>
-          </w:p>
-        </w:tc>
-        <w:tc>
-          <w:tcPr>
-            <w:tcW w:w="2493" w:type="dxa"/>
-          </w:tcPr>
-          <w:p>
-            <w:pPr>
-              <w:spacing w:before="20" w:after="20" w:line="240" w:lineRule="auto"/>
-            </w:pPr>
-            <w:r>
-              <w:rPr>
-                <w:rFonts w:ascii="宋体" w:hAnsi="宋体" w:eastAsia="宋体"/>
-                <w:b w:val="0"/>
-                <w:sz w:val="18"/>
-              </w:rPr>
-              <w:t>❌ 不符合</w:t>
-            </w:r>
-          </w:p>
-        </w:tc>
-        <w:tc>
-          <w:tcPr>
-            <w:tcW w:w="2493" w:type="dxa"/>
-          </w:tcPr>
-          <w:p>
-            <w:pPr>
-              <w:spacing w:before="20" w:after="20" w:line="240" w:lineRule="auto"/>
-            </w:pPr>
-            <w:r>
-              <w:rPr>
-                <w:rFonts w:ascii="宋体" w:hAnsi="宋体" w:eastAsia="宋体"/>
-                <w:b w:val="0"/>
-                <w:sz w:val="18"/>
-              </w:rPr>
-              <w:t>默认账号应重命名或删除</w:t>
-            </w:r>
-          </w:p>
-        </w:tc>
-      </w:tr>
-      <w:tr>
-        <w:tblPrEx>
-          <w:tblBorders>
-            <w:top w:val="single" w:color="auto" w:sz="4" w:space="0"/>
-            <w:left w:val="single" w:color="auto" w:sz="4" w:space="0"/>
-            <w:bottom w:val="single" w:color="auto" w:sz="4" w:space="0"/>
-            <w:right w:val="single" w:color="auto" w:sz="4" w:space="0"/>
-            <w:insideH w:val="single" w:color="auto" w:sz="4" w:space="0"/>
-            <w:insideV w:val="single" w:color="auto" w:sz="4" w:space="0"/>
-          </w:tblBorders>
-          <w:tblCellMar>
-            <w:top w:w="0" w:type="dxa"/>
-            <w:left w:w="108" w:type="dxa"/>
-            <w:bottom w:w="0" w:type="dxa"/>
-            <w:right w:w="108" w:type="dxa"/>
-          </w:tblCellMar>
-        </w:tblPrEx>
-        <w:trPr>
-          <w:jc w:val="center"/>
-        </w:trPr>
-        <w:tc>
-          <w:tcPr>
-            <w:tcW w:w="921" w:type="dxa"/>
-          </w:tcPr>
-          <w:p>
-            <w:pPr>
-              <w:spacing w:before="20" w:after="20" w:line="240" w:lineRule="auto"/>
-            </w:pPr>
-            <w:r>
-              <w:rPr>
-                <w:rFonts w:ascii="宋体" w:hAnsi="宋体" w:eastAsia="宋体"/>
-                <w:b w:val="0"/>
-                <w:sz w:val="18"/>
-              </w:rPr>
-              <w:t>2</w:t>
-            </w:r>
-          </w:p>
-        </w:tc>
-        <w:tc>
-          <w:tcPr>
-            <w:tcW w:w="4065" w:type="dxa"/>
-          </w:tcPr>
-          <w:p>
-            <w:pPr>
-              <w:spacing w:before="20" w:after="20" w:line="240" w:lineRule="auto"/>
-            </w:pPr>
-            <w:r>
-              <w:rPr>
-                <w:rFonts w:ascii="宋体" w:hAnsi="宋体" w:eastAsia="宋体"/>
-                <w:b w:val="0"/>
-                <w:sz w:val="18"/>
-              </w:rPr>
-              <w:t>未配置登录失败处理（failed-times / lock-times）</w:t>
-            </w:r>
-          </w:p>
-        </w:tc>
-        <w:tc>
-          <w:tcPr>
-            <w:tcW w:w="2493" w:type="dxa"/>
-          </w:tcPr>
-          <w:p>
-            <w:pPr>
-              <w:spacing w:before="20" w:after="20" w:line="240" w:lineRule="auto"/>
-            </w:pPr>
-            <w:r>
-              <w:rPr>
-                <w:rFonts w:ascii="宋体" w:hAnsi="宋体" w:eastAsia="宋体"/>
-                <w:b w:val="0"/>
-                <w:sz w:val="18"/>
-              </w:rPr>
-              <w:t>❌ 不符合</w:t>
-            </w:r>
-          </w:p>
-        </w:tc>
-        <w:tc>
-          <w:tcPr>
-            <w:tcW w:w="2493" w:type="dxa"/>
-          </w:tcPr>
-          <w:p>
-            <w:pPr>
-              <w:spacing w:before="20" w:after="20" w:line="240" w:lineRule="auto"/>
-            </w:pPr>
-            <w:r>
-              <w:rPr>
-                <w:rFonts w:ascii="宋体" w:hAnsi="宋体" w:eastAsia="宋体"/>
-                <w:b w:val="0"/>
-                <w:sz w:val="18"/>
-              </w:rPr>
-              <w:t>应配置阈值 ≤5 次、锁定 ≥15 分钟</w:t>
-            </w:r>
-          </w:p>
-        </w:tc>
-      </w:tr>
-      <w:tr>
-        <w:tblPrEx>
-          <w:tblBorders>
-            <w:top w:val="single" w:color="auto" w:sz="4" w:space="0"/>
-            <w:left w:val="single" w:color="auto" w:sz="4" w:space="0"/>
-            <w:bottom w:val="single" w:color="auto" w:sz="4" w:space="0"/>
-            <w:right w:val="single" w:color="auto" w:sz="4" w:space="0"/>
-            <w:insideH w:val="single" w:color="auto" w:sz="4" w:space="0"/>
-            <w:insideV w:val="single" w:color="auto" w:sz="4" w:space="0"/>
-          </w:tblBorders>
-          <w:tblCellMar>
-            <w:top w:w="0" w:type="dxa"/>
-            <w:left w:w="108" w:type="dxa"/>
-            <w:bottom w:w="0" w:type="dxa"/>
-            <w:right w:w="108" w:type="dxa"/>
-          </w:tblCellMar>
-        </w:tblPrEx>
-        <w:trPr>
-          <w:jc w:val="center"/>
-        </w:trPr>
-        <w:tc>
-          <w:tcPr>
-            <w:tcW w:w="921" w:type="dxa"/>
-          </w:tcPr>
-          <w:p>
-            <w:pPr>
-              <w:spacing w:before="20" w:after="20" w:line="240" w:lineRule="auto"/>
-            </w:pPr>
-            <w:r>
-              <w:rPr>
-                <w:rFonts w:ascii="宋体" w:hAnsi="宋体" w:eastAsia="宋体"/>
-                <w:b w:val="0"/>
-                <w:sz w:val="18"/>
-              </w:rPr>
-              <w:t>3</w:t>
-            </w:r>
-          </w:p>
-        </w:tc>
-        <w:tc>
-          <w:tcPr>
-            <w:tcW w:w="4065" w:type="dxa"/>
-          </w:tcPr>
-          <w:p>
-            <w:pPr>
-              <w:spacing w:before="20" w:after="20" w:line="240" w:lineRule="auto"/>
-            </w:pPr>
-            <w:r>
-              <w:rPr>
-                <w:rFonts w:ascii="宋体" w:hAnsi="宋体" w:eastAsia="宋体"/>
-                <w:b w:val="0"/>
-                <w:sz w:val="18"/>
-              </w:rPr>
-              <w:t>Telnet 明文管理已开启</w:t>
-            </w:r>
-          </w:p>
-        </w:tc>
-        <w:tc>
-          <w:tcPr>
-            <w:tcW w:w="2493" w:type="dxa"/>
-          </w:tcPr>
-          <w:p>
-            <w:pPr>
-              <w:spacing w:before="20" w:after="20" w:line="240" w:lineRule="auto"/>
-            </w:pPr>
-            <w:r>
-              <w:rPr>
-                <w:rFonts w:ascii="宋体" w:hAnsi="宋体" w:eastAsia="宋体"/>
-                <w:b w:val="0"/>
-                <w:sz w:val="18"/>
-              </w:rPr>
-              <w:t>❌ 不符合</w:t>
-            </w:r>
-          </w:p>
-        </w:tc>
-        <w:tc>
-          <w:tcPr>
-            <w:tcW w:w="2493" w:type="dxa"/>
-          </w:tcPr>
-          <w:p>
-            <w:pPr>
-              <w:spacing w:before="20" w:after="20" w:line="240" w:lineRule="auto"/>
-            </w:pPr>
-            <w:r>
-              <w:rPr>
-                <w:rFonts w:ascii="宋体" w:hAnsi="宋体" w:eastAsia="宋体"/>
-                <w:b w:val="0"/>
-                <w:sz w:val="18"/>
-              </w:rPr>
-              <w:t>应关闭 Telnet，仅保留 stelnet</w:t>
-            </w:r>
-          </w:p>
-        </w:tc>
-      </w:tr>
-      <w:tr>
-        <w:tblPrEx>
-          <w:tblBorders>
-            <w:top w:val="single" w:color="auto" w:sz="4" w:space="0"/>
-            <w:left w:val="single" w:color="auto" w:sz="4" w:space="0"/>
-            <w:bottom w:val="single" w:color="auto" w:sz="4" w:space="0"/>
-            <w:right w:val="single" w:color="auto" w:sz="4" w:space="0"/>
-            <w:insideH w:val="single" w:color="auto" w:sz="4" w:space="0"/>
-            <w:insideV w:val="single" w:color="auto" w:sz="4" w:space="0"/>
-          </w:tblBorders>
-          <w:tblCellMar>
-            <w:top w:w="0" w:type="dxa"/>
-            <w:left w:w="108" w:type="dxa"/>
-            <w:bottom w:w="0" w:type="dxa"/>
-            <w:right w:w="108" w:type="dxa"/>
-          </w:tblCellMar>
-        </w:tblPrEx>
-        <w:trPr>
-          <w:jc w:val="center"/>
-        </w:trPr>
-        <w:tc>
-          <w:tcPr>
-            <w:tcW w:w="921" w:type="dxa"/>
-          </w:tcPr>
-          <w:p>
-            <w:pPr>
-              <w:spacing w:before="20" w:after="20" w:line="240" w:lineRule="auto"/>
-            </w:pPr>
-            <w:r>
-              <w:rPr>
-                <w:rFonts w:ascii="宋体" w:hAnsi="宋体" w:eastAsia="宋体"/>
-                <w:b w:val="0"/>
-                <w:sz w:val="18"/>
-              </w:rPr>
-              <w:t>4</w:t>
-            </w:r>
-          </w:p>
-        </w:tc>
-        <w:tc>
-          <w:tcPr>
-            <w:tcW w:w="4065" w:type="dxa"/>
-          </w:tcPr>
-          <w:p>
-            <w:pPr>
-              <w:spacing w:before="20" w:after="20" w:line="240" w:lineRule="auto"/>
-            </w:pPr>
-            <w:r>
-              <w:rPr>
-                <w:rFonts w:ascii="宋体" w:hAnsi="宋体" w:eastAsia="宋体"/>
-                <w:b w:val="0"/>
-                <w:sz w:val="18"/>
-              </w:rPr>
-              <w:t>SNMPv2c + community private</w:t>
-            </w:r>
-          </w:p>
-        </w:tc>
-        <w:tc>
-          <w:tcPr>
-            <w:tcW w:w="2493" w:type="dxa"/>
-          </w:tcPr>
-          <w:p>
-            <w:pPr>
-              <w:spacing w:before="20" w:after="20" w:line="240" w:lineRule="auto"/>
-            </w:pPr>
-            <w:r>
-              <w:rPr>
-                <w:rFonts w:ascii="宋体" w:hAnsi="宋体" w:eastAsia="宋体"/>
-                <w:b w:val="0"/>
-                <w:sz w:val="18"/>
-              </w:rPr>
-              <w:t>❌ 不符合</w:t>
-            </w:r>
-          </w:p>
-        </w:tc>
-        <w:tc>
-          <w:tcPr>
-            <w:tcW w:w="2493" w:type="dxa"/>
-          </w:tcPr>
-          <w:p>
-            <w:pPr>
-              <w:spacing w:before="20" w:after="20" w:line="240" w:lineRule="auto"/>
-            </w:pPr>
-            <w:r>
-              <w:rPr>
-                <w:rFonts w:ascii="宋体" w:hAnsi="宋体" w:eastAsia="宋体"/>
-                <w:b w:val="0"/>
-                <w:sz w:val="18"/>
-              </w:rPr>
-              <w:t>应升级 SNMPv3，删除弱团体字</w:t>
-            </w:r>
-          </w:p>
-        </w:tc>
-      </w:tr>
-      <w:tr>
-        <w:tblPrEx>
-          <w:tblBorders>
-            <w:top w:val="single" w:color="auto" w:sz="4" w:space="0"/>
-            <w:left w:val="single" w:color="auto" w:sz="4" w:space="0"/>
-            <w:bottom w:val="single" w:color="auto" w:sz="4" w:space="0"/>
-            <w:right w:val="single" w:color="auto" w:sz="4" w:space="0"/>
-            <w:insideH w:val="single" w:color="auto" w:sz="4" w:space="0"/>
-            <w:insideV w:val="single" w:color="auto" w:sz="4" w:space="0"/>
-          </w:tblBorders>
-          <w:tblCellMar>
-            <w:top w:w="0" w:type="dxa"/>
-            <w:left w:w="108" w:type="dxa"/>
-            <w:bottom w:w="0" w:type="dxa"/>
-            <w:right w:w="108" w:type="dxa"/>
-          </w:tblCellMar>
-        </w:tblPrEx>
-        <w:trPr>
-          <w:jc w:val="center"/>
-        </w:trPr>
-        <w:tc>
-          <w:tcPr>
-            <w:tcW w:w="921" w:type="dxa"/>
-          </w:tcPr>
-          <w:p>
-            <w:pPr>
-              <w:spacing w:before="20" w:after="20" w:line="240" w:lineRule="auto"/>
-            </w:pPr>
-            <w:r>
-              <w:rPr>
-                <w:rFonts w:ascii="宋体" w:hAnsi="宋体" w:eastAsia="宋体"/>
-                <w:b w:val="0"/>
-                <w:sz w:val="18"/>
-              </w:rPr>
-              <w:t>5</w:t>
-            </w:r>
-          </w:p>
-        </w:tc>
-        <w:tc>
-          <w:tcPr>
-            <w:tcW w:w="4065" w:type="dxa"/>
-          </w:tcPr>
-          <w:p>
-            <w:pPr>
-              <w:spacing w:before="20" w:after="20" w:line="240" w:lineRule="auto"/>
-            </w:pPr>
-            <w:r>
-              <w:rPr>
-                <w:rFonts w:ascii="宋体" w:hAnsi="宋体" w:eastAsia="宋体"/>
-                <w:b w:val="0"/>
-                <w:sz w:val="18"/>
-              </w:rPr>
-              <w:t>未配置 SNMP 联系人 / 设备位置</w:t>
-            </w:r>
-          </w:p>
-        </w:tc>
-        <w:tc>
-          <w:tcPr>
-            <w:tcW w:w="2493" w:type="dxa"/>
-          </w:tcPr>
-          <w:p>
-            <w:pPr>
-              <w:spacing w:before="20" w:after="20" w:line="240" w:lineRule="auto"/>
-            </w:pPr>
-            <w:r>
-              <w:rPr>
-                <w:rFonts w:ascii="宋体" w:hAnsi="宋体" w:eastAsia="宋体"/>
-                <w:b w:val="0"/>
-                <w:sz w:val="18"/>
-              </w:rPr>
-              <w:t>❌ 不符合</w:t>
-            </w:r>
-          </w:p>
-        </w:tc>
-        <w:tc>
-          <w:tcPr>
-            <w:tcW w:w="2493" w:type="dxa"/>
-          </w:tcPr>
-          <w:p>
-            <w:pPr>
-              <w:spacing w:before="20" w:after="20" w:line="240" w:lineRule="auto"/>
-            </w:pPr>
-            <w:r>
-              <w:rPr>
-                <w:rFonts w:ascii="宋体" w:hAnsi="宋体" w:eastAsia="宋体"/>
-                <w:b w:val="0"/>
-                <w:sz w:val="18"/>
-              </w:rPr>
-              <w:t>管理信息不完整，不利于资产管理</w:t>
-            </w:r>
-          </w:p>
-        </w:tc>
-      </w:tr>
-      <w:tr>
-        <w:tblPrEx>
-          <w:tblBorders>
-            <w:top w:val="single" w:color="auto" w:sz="4" w:space="0"/>
-            <w:left w:val="single" w:color="auto" w:sz="4" w:space="0"/>
-            <w:bottom w:val="single" w:color="auto" w:sz="4" w:space="0"/>
-            <w:right w:val="single" w:color="auto" w:sz="4" w:space="0"/>
-            <w:insideH w:val="single" w:color="auto" w:sz="4" w:space="0"/>
-            <w:insideV w:val="single" w:color="auto" w:sz="4" w:space="0"/>
-          </w:tblBorders>
-          <w:tblCellMar>
-            <w:top w:w="0" w:type="dxa"/>
-            <w:left w:w="108" w:type="dxa"/>
-            <w:bottom w:w="0" w:type="dxa"/>
-            <w:right w:w="108" w:type="dxa"/>
-          </w:tblCellMar>
-        </w:tblPrEx>
-        <w:trPr>
-          <w:jc w:val="center"/>
-        </w:trPr>
-        <w:tc>
-          <w:tcPr>
-            <w:tcW w:w="921" w:type="dxa"/>
-          </w:tcPr>
-          <w:p>
-            <w:pPr>
-              <w:spacing w:before="20" w:after="20" w:line="240" w:lineRule="auto"/>
-            </w:pPr>
-            <w:r>
-              <w:rPr>
-                <w:rFonts w:ascii="宋体" w:hAnsi="宋体" w:eastAsia="宋体"/>
-                <w:b w:val="0"/>
-                <w:sz w:val="18"/>
-              </w:rPr>
-              <w:t>6</w:t>
-            </w:r>
-          </w:p>
-        </w:tc>
-        <w:tc>
-          <w:tcPr>
-            <w:tcW w:w="4065" w:type="dxa"/>
-          </w:tcPr>
-          <w:p>
-            <w:pPr>
-              <w:spacing w:before="20" w:after="20" w:line="240" w:lineRule="auto"/>
-            </w:pPr>
-            <w:r>
-              <w:rPr>
-                <w:rFonts w:ascii="宋体" w:hAnsi="宋体" w:eastAsia="宋体"/>
-                <w:b w:val="0"/>
-                <w:sz w:val="18"/>
-              </w:rPr>
-              <w:t>日志仅保存 90 天</w:t>
-            </w:r>
-          </w:p>
-        </w:tc>
-        <w:tc>
-          <w:tcPr>
-            <w:tcW w:w="2493" w:type="dxa"/>
-          </w:tcPr>
-          <w:p>
-            <w:pPr>
-              <w:spacing w:before="20" w:after="20" w:line="240" w:lineRule="auto"/>
-            </w:pPr>
-            <w:r>
-              <w:rPr>
-                <w:rFonts w:ascii="宋体" w:hAnsi="宋体" w:eastAsia="宋体"/>
-                <w:b w:val="0"/>
-                <w:sz w:val="18"/>
-              </w:rPr>
-              <w:t>❌ 不符合</w:t>
-            </w:r>
-          </w:p>
-        </w:tc>
-        <w:tc>
-          <w:tcPr>
-            <w:tcW w:w="2493" w:type="dxa"/>
-          </w:tcPr>
-          <w:p>
-            <w:pPr>
-              <w:spacing w:before="20" w:after="20" w:line="240" w:lineRule="auto"/>
-            </w:pPr>
-            <w:r>
-              <w:rPr>
-                <w:rFonts w:ascii="宋体" w:hAnsi="宋体" w:eastAsia="宋体"/>
-                <w:b w:val="0"/>
-                <w:sz w:val="18"/>
-              </w:rPr>
-              <w:t>应不少于 180 天</w:t>
-            </w:r>
-          </w:p>
-        </w:tc>
-      </w:tr>
-      <w:tr>
-        <w:tblPrEx>
-          <w:tblBorders>
-            <w:top w:val="single" w:color="auto" w:sz="4" w:space="0"/>
-            <w:left w:val="single" w:color="auto" w:sz="4" w:space="0"/>
-            <w:bottom w:val="single" w:color="auto" w:sz="4" w:space="0"/>
-            <w:right w:val="single" w:color="auto" w:sz="4" w:space="0"/>
-            <w:insideH w:val="single" w:color="auto" w:sz="4" w:space="0"/>
-            <w:insideV w:val="single" w:color="auto" w:sz="4" w:space="0"/>
-          </w:tblBorders>
-          <w:tblCellMar>
-            <w:top w:w="0" w:type="dxa"/>
-            <w:left w:w="108" w:type="dxa"/>
-            <w:bottom w:w="0" w:type="dxa"/>
-            <w:right w:w="108" w:type="dxa"/>
-          </w:tblCellMar>
-        </w:tblPrEx>
-        <w:trPr>
-          <w:jc w:val="center"/>
-        </w:trPr>
-        <w:tc>
-          <w:tcPr>
-            <w:tcW w:w="921" w:type="dxa"/>
-          </w:tcPr>
-          <w:p>
-            <w:pPr>
-              <w:spacing w:before="20" w:after="20" w:line="240" w:lineRule="auto"/>
-            </w:pPr>
-            <w:r>
-              <w:rPr>
-                <w:rFonts w:ascii="宋体" w:hAnsi="宋体" w:eastAsia="宋体"/>
-                <w:b w:val="0"/>
-                <w:sz w:val="18"/>
-              </w:rPr>
-              <w:t>7</w:t>
-            </w:r>
-          </w:p>
-        </w:tc>
-        <w:tc>
-          <w:tcPr>
-            <w:tcW w:w="4065" w:type="dxa"/>
-          </w:tcPr>
-          <w:p>
-            <w:pPr>
-              <w:spacing w:before="20" w:after="20" w:line="240" w:lineRule="auto"/>
-            </w:pPr>
-            <w:r>
-              <w:rPr>
-                <w:rFonts w:ascii="宋体" w:hAnsi="宋体" w:eastAsia="宋体"/>
-                <w:b w:val="0"/>
-                <w:sz w:val="18"/>
-              </w:rPr>
-              <w:t>公网接口未限制管理协议可达性</w:t>
-            </w:r>
-          </w:p>
-        </w:tc>
-        <w:tc>
-          <w:tcPr>
-            <w:tcW w:w="2493" w:type="dxa"/>
-          </w:tcPr>
-          <w:p>
-            <w:pPr>
-              <w:spacing w:before="20" w:after="20" w:line="240" w:lineRule="auto"/>
-            </w:pPr>
-            <w:r>
-              <w:rPr>
-                <w:rFonts w:ascii="宋体" w:hAnsi="宋体" w:eastAsia="宋体"/>
-                <w:b w:val="0"/>
-                <w:sz w:val="18"/>
-              </w:rPr>
-              <w:t>❌ 不符合</w:t>
-            </w:r>
-          </w:p>
-        </w:tc>
-        <w:tc>
-          <w:tcPr>
-            <w:tcW w:w="2493" w:type="dxa"/>
-          </w:tcPr>
-          <w:p>
-            <w:pPr>
-              <w:spacing w:before="20" w:after="20" w:line="240" w:lineRule="auto"/>
-            </w:pPr>
-            <w:r>
-              <w:rPr>
-                <w:rFonts w:ascii="宋体" w:hAnsi="宋体" w:eastAsia="宋体"/>
-                <w:b w:val="0"/>
-                <w:sz w:val="18"/>
-              </w:rPr>
-              <w:t>应在公网接口屏蔽 22/23/161 等管理端口</w:t>
-            </w:r>
-          </w:p>
-        </w:tc>
-      </w:tr>
-      <w:tr>
-        <w:tblPrEx>
-          <w:tblBorders>
-            <w:top w:val="single" w:color="auto" w:sz="4" w:space="0"/>
-            <w:left w:val="single" w:color="auto" w:sz="4" w:space="0"/>
-            <w:bottom w:val="single" w:color="auto" w:sz="4" w:space="0"/>
-            <w:right w:val="single" w:color="auto" w:sz="4" w:space="0"/>
-            <w:insideH w:val="single" w:color="auto" w:sz="4" w:space="0"/>
-            <w:insideV w:val="single" w:color="auto" w:sz="4" w:space="0"/>
-          </w:tblBorders>
-          <w:tblCellMar>
-            <w:top w:w="0" w:type="dxa"/>
-            <w:left w:w="108" w:type="dxa"/>
-            <w:bottom w:w="0" w:type="dxa"/>
-            <w:right w:w="108" w:type="dxa"/>
-          </w:tblCellMar>
-        </w:tblPrEx>
-        <w:trPr>
-          <w:jc w:val="center"/>
-        </w:trPr>
-        <w:tc>
-          <w:tcPr>
-            <w:tcW w:w="921" w:type="dxa"/>
-          </w:tcPr>
-          <w:p>
-            <w:pPr>
-              <w:spacing w:before="20" w:after="20" w:line="240" w:lineRule="auto"/>
-            </w:pPr>
-            <w:r>
-              <w:rPr>
-                <w:rFonts w:ascii="宋体" w:hAnsi="宋体" w:eastAsia="宋体"/>
-                <w:b w:val="0"/>
-                <w:sz w:val="18"/>
-              </w:rPr>
-              <w:t>8</w:t>
-            </w:r>
-          </w:p>
-        </w:tc>
-        <w:tc>
-          <w:tcPr>
-            <w:tcW w:w="4065" w:type="dxa"/>
-          </w:tcPr>
-          <w:p>
-            <w:pPr>
-              <w:spacing w:before="20" w:after="20" w:line="240" w:lineRule="auto"/>
-            </w:pPr>
-            <w:r>
-              <w:rPr>
-                <w:rFonts w:ascii="宋体" w:hAnsi="宋体" w:eastAsia="宋体"/>
-                <w:b w:val="0"/>
-                <w:sz w:val="18"/>
-              </w:rPr>
-              <w:t>ACL 2001 允许任意源 IP</w:t>
-            </w:r>
-          </w:p>
-        </w:tc>
-        <w:tc>
-          <w:tcPr>
-            <w:tcW w:w="2493" w:type="dxa"/>
-          </w:tcPr>
-          <w:p>
-            <w:pPr>
-              <w:spacing w:before="20" w:after="20" w:line="240" w:lineRule="auto"/>
-            </w:pPr>
-            <w:r>
-              <w:rPr>
-                <w:rFonts w:ascii="宋体" w:hAnsi="宋体" w:eastAsia="宋体"/>
-                <w:b w:val="0"/>
-                <w:sz w:val="18"/>
-              </w:rPr>
-              <w:t>❌ 不符合</w:t>
-            </w:r>
-          </w:p>
-        </w:tc>
-        <w:tc>
-          <w:tcPr>
-            <w:tcW w:w="2493" w:type="dxa"/>
-          </w:tcPr>
-          <w:p>
-            <w:pPr>
-              <w:spacing w:before="20" w:after="20" w:line="240" w:lineRule="auto"/>
-            </w:pPr>
-            <w:r>
-              <w:rPr>
-                <w:rFonts w:ascii="宋体" w:hAnsi="宋体" w:eastAsia="宋体"/>
-                <w:b w:val="0"/>
-                <w:sz w:val="18"/>
-              </w:rPr>
-              <w:t>应仅放通运维网段 10.10.20.0/24</w:t>
-            </w:r>
-          </w:p>
-        </w:tc>
-      </w:tr>
-      <w:tr>
-        <w:tblPrEx>
-          <w:tblBorders>
-            <w:top w:val="single" w:color="auto" w:sz="4" w:space="0"/>
-            <w:left w:val="single" w:color="auto" w:sz="4" w:space="0"/>
-            <w:bottom w:val="single" w:color="auto" w:sz="4" w:space="0"/>
-            <w:right w:val="single" w:color="auto" w:sz="4" w:space="0"/>
-            <w:insideH w:val="single" w:color="auto" w:sz="4" w:space="0"/>
-            <w:insideV w:val="single" w:color="auto" w:sz="4" w:space="0"/>
-          </w:tblBorders>
-          <w:tblCellMar>
-            <w:top w:w="0" w:type="dxa"/>
-            <w:left w:w="108" w:type="dxa"/>
-            <w:bottom w:w="0" w:type="dxa"/>
-            <w:right w:w="108" w:type="dxa"/>
-          </w:tblCellMar>
-        </w:tblPrEx>
-        <w:trPr>
-          <w:jc w:val="center"/>
-        </w:trPr>
-        <w:tc>
-          <w:tcPr>
-            <w:tcW w:w="921" w:type="dxa"/>
-          </w:tcPr>
-          <w:p>
-            <w:pPr>
-              <w:spacing w:before="20" w:after="20" w:line="240" w:lineRule="auto"/>
-            </w:pPr>
-            <w:r>
-              <w:rPr>
-                <w:rFonts w:ascii="宋体" w:hAnsi="宋体" w:eastAsia="宋体"/>
-                <w:b w:val="0"/>
-                <w:sz w:val="18"/>
-              </w:rPr>
-              <w:t>9</w:t>
-            </w:r>
-          </w:p>
-        </w:tc>
-        <w:tc>
-          <w:tcPr>
-            <w:tcW w:w="4065" w:type="dxa"/>
-          </w:tcPr>
-          <w:p>
-            <w:pPr>
-              <w:spacing w:before="20" w:after="20" w:line="240" w:lineRule="auto"/>
-            </w:pPr>
-            <w:r>
-              <w:rPr>
-                <w:rFonts w:ascii="宋体" w:hAnsi="宋体" w:eastAsia="宋体"/>
-                <w:b w:val="0"/>
-                <w:sz w:val="18"/>
-              </w:rPr>
-              <w:t>无独立审计员账号（netadmin 兼配置与审计）</w:t>
-            </w:r>
-          </w:p>
-        </w:tc>
-        <w:tc>
-          <w:tcPr>
-            <w:tcW w:w="2493" w:type="dxa"/>
-          </w:tcPr>
-          <w:p>
-            <w:pPr>
-              <w:spacing w:before="20" w:after="20" w:line="240" w:lineRule="auto"/>
-            </w:pPr>
-            <w:r>
-              <w:rPr>
-                <w:rFonts w:ascii="宋体" w:hAnsi="宋体" w:eastAsia="宋体"/>
-                <w:b w:val="0"/>
-                <w:sz w:val="18"/>
-              </w:rPr>
-              <w:t>❌ 不符合</w:t>
-            </w:r>
-          </w:p>
-        </w:tc>
-        <w:tc>
-          <w:tcPr>
-            <w:tcW w:w="2493" w:type="dxa"/>
-          </w:tcPr>
-          <w:p>
-            <w:pPr>
-              <w:spacing w:before="20" w:after="20" w:line="240" w:lineRule="auto"/>
-            </w:pPr>
-            <w:r>
-              <w:rPr>
-                <w:rFonts w:ascii="宋体" w:hAnsi="宋体" w:eastAsia="宋体"/>
-                <w:b w:val="0"/>
-                <w:sz w:val="18"/>
-              </w:rPr>
-              <w:t>应新建 level 5 审计账号，实现权限分离</w:t>
-            </w:r>
-          </w:p>
-        </w:tc>
-      </w:tr>
-      <w:tr>
-        <w:tblPrEx>
-          <w:tblBorders>
-            <w:top w:val="single" w:color="auto" w:sz="4" w:space="0"/>
-            <w:left w:val="single" w:color="auto" w:sz="4" w:space="0"/>
-            <w:bottom w:val="single" w:color="auto" w:sz="4" w:space="0"/>
-            <w:right w:val="single" w:color="auto" w:sz="4" w:space="0"/>
-            <w:insideH w:val="single" w:color="auto" w:sz="4" w:space="0"/>
-            <w:insideV w:val="single" w:color="auto" w:sz="4" w:space="0"/>
-          </w:tblBorders>
-          <w:tblCellMar>
-            <w:top w:w="0" w:type="dxa"/>
-            <w:left w:w="108" w:type="dxa"/>
-            <w:bottom w:w="0" w:type="dxa"/>
-            <w:right w:w="108" w:type="dxa"/>
-          </w:tblCellMar>
-        </w:tblPrEx>
-        <w:trPr>
-          <w:jc w:val="center"/>
-        </w:trPr>
-        <w:tc>
-          <w:tcPr>
-            <w:tcW w:w="921" w:type="dxa"/>
-          </w:tcPr>
-          <w:p>
-            <w:pPr>
-              <w:spacing w:before="20" w:after="20" w:line="240" w:lineRule="auto"/>
-            </w:pPr>
-            <w:r>
-              <w:rPr>
-                <w:rFonts w:ascii="宋体" w:hAnsi="宋体" w:eastAsia="宋体"/>
-                <w:b w:val="0"/>
-                <w:sz w:val="18"/>
-              </w:rPr>
-              <w:t>10</w:t>
-            </w:r>
-          </w:p>
-        </w:tc>
-        <w:tc>
-          <w:tcPr>
-            <w:tcW w:w="4065" w:type="dxa"/>
-          </w:tcPr>
-          <w:p>
-            <w:pPr>
-              <w:spacing w:before="20" w:after="20" w:line="240" w:lineRule="auto"/>
-            </w:pPr>
-            <w:r>
-              <w:rPr>
-                <w:rFonts w:ascii="宋体" w:hAnsi="宋体" w:eastAsia="宋体"/>
-                <w:b w:val="0"/>
-                <w:sz w:val="18"/>
-              </w:rPr>
-              <w:t>stelnet / info-center 已开启</w:t>
-            </w:r>
-          </w:p>
-        </w:tc>
-        <w:tc>
-          <w:tcPr>
-            <w:tcW w:w="2493" w:type="dxa"/>
-          </w:tcPr>
-          <w:p>
-            <w:pPr>
-              <w:spacing w:before="20" w:after="20" w:line="240" w:lineRule="auto"/>
-            </w:pPr>
-            <w:r>
-              <w:rPr>
-                <w:rFonts w:ascii="宋体" w:hAnsi="宋体" w:eastAsia="宋体"/>
-                <w:b w:val="0"/>
-                <w:sz w:val="18"/>
-              </w:rPr>
-              <w:t>✅ 符合</w:t>
-            </w:r>
-          </w:p>
-        </w:tc>
-        <w:tc>
-          <w:tcPr>
-            <w:tcW w:w="2493" w:type="dxa"/>
-          </w:tcPr>
-          <w:p>
-            <w:pPr>
-              <w:spacing w:before="20" w:after="20" w:line="240" w:lineRule="auto"/>
-            </w:pPr>
-            <w:r>
-              <w:rPr>
-                <w:rFonts w:ascii="宋体" w:hAnsi="宋体" w:eastAsia="宋体"/>
-                <w:b w:val="0"/>
-                <w:sz w:val="18"/>
-              </w:rPr>
-              <w:t>加密管理与安全审计基础功能已具备</w:t>
-            </w:r>
-          </w:p>
-        </w:tc>
-      </w:tr>
-    </w:tbl>
+    <w:p>
+      <w:pPr>
+        <w:shd w:val="clear" w:fill="F7F7F7"/>
+        <w:spacing w:before="0" w:after="0" w:line="240" w:lineRule="auto"/>
+        <w:ind w:left="170"/>
+      </w:pPr>
+      <w:r>
+        <w:rPr>
+          <w:rFonts w:ascii="Consolas" w:hAnsi="Consolas" w:eastAsia="宋体"/>
+          <w:b w:val="0"/>
+          <w:sz w:val="18"/>
+        </w:rPr>
+        <w:t xml:space="preserve">① 问题描述必须落到具体配置行（例：password-policy 中 password min-length 6），不得只写"配置不当"；</w:t>
+      </w:r>
+    </w:p>
+    <w:p>
+      <w:pPr>
+        <w:shd w:val="clear" w:fill="F7F7F7"/>
+        <w:spacing w:before="0" w:after="0" w:line="240" w:lineRule="auto"/>
+        <w:ind w:left="170"/>
+      </w:pPr>
+      <w:r>
+        <w:rPr>
+          <w:rFonts w:ascii="Consolas" w:hAnsi="Consolas" w:eastAsia="宋体"/>
+          <w:b w:val="0"/>
+          <w:sz w:val="18"/>
+        </w:rPr>
+        <w:t xml:space="preserve">② 每条判定都要能回答"这一行在哪个配置视图下、原值是多少、要求值是多少"；</w:t>
+      </w:r>
+    </w:p>
+    <w:p>
+      <w:pPr>
+        <w:shd w:val="clear" w:fill="F7F7F7"/>
+        <w:spacing w:before="0" w:after="0" w:line="240" w:lineRule="auto"/>
+        <w:ind w:left="170"/>
+      </w:pPr>
+      <w:r>
+        <w:rPr>
+          <w:rFonts w:ascii="Consolas" w:hAnsi="Consolas" w:eastAsia="宋体"/>
+          <w:b w:val="0"/>
+          <w:sz w:val="18"/>
+        </w:rPr>
+        <w:t xml:space="preserve">③ "符合"项也要写判定结论，不要留空——测评记录表不允许出现空白行。</w:t>
+      </w:r>
+    </w:p>
     <w:p/>
     <w:sectPr>
       <w:pgSz w:w="12240" w:h="15840"/>
